--- a/BoneSparrow-lesson-cat.docx
+++ b/BoneSparrow-lesson-cat.docx
@@ -303,7 +303,7 @@
               </w:rPr>
               <w:t xml:space="preserve">Teacher to explain the test conditions. On the table: novel, dictionary, </w:t>
             </w:r>
-            <w:hyperlink w:history="1" r:id="rIdjaztf4-fhevhin3qicqbt">
+            <w:hyperlink w:history="1" r:id="rIddtlo6mws3aj1umqauwh16">
               <w:r>
                 <w:rPr>
                   <w:rFonts w:ascii="Calibri" w:cs="Calibri" w:eastAsia="Calibri" w:hAnsi="Calibri"/>
@@ -322,7 +322,7 @@
                 <w:sz w:val="22"/>
                 <w:szCs w:val="22"/>
               </w:rPr>
-              <w:t xml:space="preserve">, one page of notes. No pre-written paragraphs or essays. 30 minutes. No help with drafting.</w:t>
+              <w:t xml:space="preserve">, one page of notes. No pre-written paragraphs or essays. 40 minutes. No help with drafting.</w:t>
             </w:r>
           </w:p>
           <w:p>
@@ -336,9 +336,9 @@
                 <w:sz w:val="22"/>
                 <w:szCs w:val="22"/>
               </w:rPr>
-              <w:t xml:space="preserve">Hand out the booklet. The prompt is on the front. This lesson runs three times, one booklet each: </w:t>
-            </w:r>
-            <w:hyperlink w:history="1" r:id="rIddpzxp4uy7zxdpedomkxgm">
+              <w:t xml:space="preserve">Hand out the task: two sheets, four pages. This lesson runs three times, one task each. Task sheet, cover and rubric are in the same file: </w:t>
+            </w:r>
+            <w:hyperlink w:history="1" r:id="rIdwn0ushyzlo82cs9l4gk1x">
               <w:r>
                 <w:rPr>
                   <w:rFonts w:ascii="Calibri" w:cs="Calibri" w:eastAsia="Calibri" w:hAnsi="Calibri"/>
@@ -347,7 +347,7 @@
                   <w:szCs w:val="22"/>
                   <w:u w:val="single"/>
                 </w:rPr>
-                <w:t xml:space="preserve">Folio task 1</w:t>
+                <w:t xml:space="preserve">idea colours</w:t>
               </w:r>
             </w:hyperlink>
             <w:r>
@@ -357,9 +357,9 @@
                 <w:sz w:val="22"/>
                 <w:szCs w:val="22"/>
               </w:rPr>
-              <w:t xml:space="preserve">, </w:t>
-            </w:r>
-            <w:hyperlink w:history="1" r:id="rIdfvlhr0n71ucjxaigdhazl">
+              <w:t xml:space="preserve"> or </w:t>
+            </w:r>
+            <w:hyperlink w:history="1" r:id="rIdyxjdbiws2avvvngbmttbh">
               <w:r>
                 <w:rPr>
                   <w:rFonts w:ascii="Calibri" w:cs="Calibri" w:eastAsia="Calibri" w:hAnsi="Calibri"/>
@@ -368,7 +368,7 @@
                   <w:szCs w:val="22"/>
                   <w:u w:val="single"/>
                 </w:rPr>
-                <w:t xml:space="preserve">Folio task 2</w:t>
+                <w:t xml:space="preserve">one colour per sentence</w:t>
               </w:r>
             </w:hyperlink>
             <w:r>
@@ -378,27 +378,6 @@
                 <w:sz w:val="22"/>
                 <w:szCs w:val="22"/>
               </w:rPr>
-              <w:t xml:space="preserve">, </w:t>
-            </w:r>
-            <w:hyperlink w:history="1" r:id="rIdvrrtjwgc-d4cpqx2du0ja">
-              <w:r>
-                <w:rPr>
-                  <w:rFonts w:ascii="Calibri" w:cs="Calibri" w:eastAsia="Calibri" w:hAnsi="Calibri"/>
-                  <w:color w:val="0563C1"/>
-                  <w:sz w:val="22"/>
-                  <w:szCs w:val="22"/>
-                  <w:u w:val="single"/>
-                </w:rPr>
-                <w:t xml:space="preserve">Folio task 3</w:t>
-              </w:r>
-            </w:hyperlink>
-            <w:r>
-              <w:rPr>
-                <w:rFonts w:ascii="Calibri" w:cs="Calibri" w:eastAsia="Calibri" w:hAnsi="Calibri"/>
-                <w:color w:val="000000"/>
-                <w:sz w:val="22"/>
-                <w:szCs w:val="22"/>
-              </w:rPr>
               <w:t xml:space="preserve">.</w:t>
             </w:r>
           </w:p>
@@ -503,7 +482,7 @@
                 <w:sz w:val="22"/>
                 <w:szCs w:val="22"/>
               </w:rPr>
-              <w:t xml:space="preserve">Read the model paragraph</w:t>
+              <w:t xml:space="preserve">Read paragraph 1</w:t>
             </w:r>
           </w:p>
           <w:p>
@@ -527,7 +506,7 @@
                 <w:sz w:val="22"/>
                 <w:szCs w:val="22"/>
               </w:rPr>
-              <w:t xml:space="preserve">Write one paragraph</w:t>
+              <w:t xml:space="preserve">Write paragraph 2</w:t>
             </w:r>
           </w:p>
           <w:p>
@@ -551,7 +530,7 @@
                 <w:sz w:val="22"/>
                 <w:szCs w:val="22"/>
               </w:rPr>
-              <w:t xml:space="preserve">Write the conclusion</w:t>
+              <w:t xml:space="preserve">Finish the conclusion</w:t>
             </w:r>
           </w:p>
         </w:tc>
@@ -607,7 +586,7 @@
                 <w:sz w:val="22"/>
                 <w:szCs w:val="22"/>
               </w:rPr>
-              <w:t xml:space="preserve">Students write a second paragraph, or a third piece of evidence in their first.</w:t>
+              <w:t xml:space="preserve">Students write paragraph 3, or a third piece of evidence in paragraph 2.</w:t>
             </w:r>
           </w:p>
         </w:tc>
@@ -751,7 +730,7 @@
             <w:pPr>
               <w:spacing w:after="60"/>
             </w:pPr>
-            <w:hyperlink w:history="1" r:id="rId85eg2ti528uxq31rqovtw">
+            <w:hyperlink w:history="1" r:id="rIdvsmm92q3y0xs_nfqkbvsq">
               <w:r>
                 <w:rPr>
                   <w:rFonts w:ascii="Calibri" w:cs="Calibri" w:eastAsia="Calibri" w:hAnsi="Calibri"/>
@@ -780,9 +759,9 @@
           </w:p>
           <w:p>
             <w:pPr>
-              <w:spacing w:after="60"/>
-            </w:pPr>
-            <w:hyperlink w:history="1" r:id="rIdoozja8ots1te93qifq1zg">
+              <w:spacing w:after="0"/>
+            </w:pPr>
+            <w:hyperlink w:history="1" r:id="rIdels7hom866a9vecw3pcpy">
               <w:r>
                 <w:rPr>
                   <w:rFonts w:ascii="Calibri" w:cs="Calibri" w:eastAsia="Calibri" w:hAnsi="Calibri"/>
@@ -791,15 +770,19 @@
                   <w:szCs w:val="22"/>
                   <w:u w:val="single"/>
                 </w:rPr>
-                <w:t xml:space="preserve">Task sheet and rubric</w:t>
+                <w:t xml:space="preserve">CAT folio, idea colours</w:t>
               </w:r>
             </w:hyperlink>
-          </w:p>
-          <w:p>
-            <w:pPr>
-              <w:spacing w:after="0"/>
-            </w:pPr>
-            <w:hyperlink w:history="1" r:id="rIdorr-cuynx6ftaydfvcss-">
+            <w:r>
+              <w:rPr>
+                <w:rFonts w:ascii="Calibri" w:cs="Calibri" w:eastAsia="Calibri" w:hAnsi="Calibri"/>
+                <w:color w:val="000000"/>
+                <w:sz w:val="22"/>
+                <w:szCs w:val="22"/>
+              </w:rPr>
+              <w:t xml:space="preserve">  ·  </w:t>
+            </w:r>
+            <w:hyperlink w:history="1" r:id="rIdqrm98bml9sv9p4rcbhks-">
               <w:r>
                 <w:rPr>
                   <w:rFonts w:ascii="Calibri" w:cs="Calibri" w:eastAsia="Calibri" w:hAnsi="Calibri"/>
@@ -808,49 +791,7 @@
                   <w:szCs w:val="22"/>
                   <w:u w:val="single"/>
                 </w:rPr>
-                <w:t xml:space="preserve">Folio task 1</w:t>
-              </w:r>
-            </w:hyperlink>
-            <w:r>
-              <w:rPr>
-                <w:rFonts w:ascii="Calibri" w:cs="Calibri" w:eastAsia="Calibri" w:hAnsi="Calibri"/>
-                <w:color w:val="000000"/>
-                <w:sz w:val="22"/>
-                <w:szCs w:val="22"/>
-              </w:rPr>
-              <w:t xml:space="preserve"> · </w:t>
-            </w:r>
-            <w:hyperlink w:history="1" r:id="rIdtr5vvkjl3r6gwcc-cgrrz">
-              <w:r>
-                <w:rPr>
-                  <w:rFonts w:ascii="Calibri" w:cs="Calibri" w:eastAsia="Calibri" w:hAnsi="Calibri"/>
-                  <w:color w:val="0563C1"/>
-                  <w:sz w:val="22"/>
-                  <w:szCs w:val="22"/>
-                  <w:u w:val="single"/>
-                </w:rPr>
-                <w:t xml:space="preserve">2</w:t>
-              </w:r>
-            </w:hyperlink>
-            <w:r>
-              <w:rPr>
-                <w:rFonts w:ascii="Calibri" w:cs="Calibri" w:eastAsia="Calibri" w:hAnsi="Calibri"/>
-                <w:color w:val="000000"/>
-                <w:sz w:val="22"/>
-                <w:szCs w:val="22"/>
-              </w:rPr>
-              <w:t xml:space="preserve"> · </w:t>
-            </w:r>
-            <w:hyperlink w:history="1" r:id="rIdzkamkneeazmxgv_t2f13j">
-              <w:r>
-                <w:rPr>
-                  <w:rFonts w:ascii="Calibri" w:cs="Calibri" w:eastAsia="Calibri" w:hAnsi="Calibri"/>
-                  <w:color w:val="0563C1"/>
-                  <w:sz w:val="22"/>
-                  <w:szCs w:val="22"/>
-                  <w:u w:val="single"/>
-                </w:rPr>
-                <w:t xml:space="preserve">3</w:t>
+                <w:t xml:space="preserve">one colour per sentence</w:t>
               </w:r>
             </w:hyperlink>
           </w:p>
